--- a/The Dolphins' View of History/chapters/41 - Half the World, All the Time - The Timelines This Book Almost Skipped.docx
+++ b/The Dolphins' View of History/chapters/41 - Half the World, All the Time - The Timelines This Book Almost Skipped.docx
@@ -18,7 +18,7 @@
           <w:sz w:val="36"/>
           <w:szCs w:val="36"/>
         </w:rPr>
-        <w:t xml:space="preserve">Chapter 41: Half the World, All the Time — The Timelines This Book Almost Skipped</w:t>
+        <w:t xml:space="preserve">1804 to 2022: Half the World, All the Time — The Timelines This Book Almost Skipped</w:t>
       </w:r>
     </w:p>
     <w:p>

--- a/The Dolphins' View of History/chapters/41 - Half the World, All the Time - The Timelines This Book Almost Skipped.docx
+++ b/The Dolphins' View of History/chapters/41 - Half the World, All the Time - The Timelines This Book Almost Skipped.docx
@@ -91,18 +91,6 @@
       </w:pPr>
       <w:r>
         <w:t xml:space="preserve">A fourth and final timeline belongs to the numbers themselves. This book has mentioned, in passing, that ancient India gave the world the mathematical zero, but never paused on the throughline connecting them to the physics and computing chapters near this book's end. The 9th-century Baghdad mathematician al-Khwarizmi, whose name gives us the word algorithm, wrote the treatise that gave the West the word algebra. Isaac Newton and Gottfried Leibniz independently developed calculus in the 17th century, arguing bitterly for the rest of their lives over who got there first. Alan Turing's 1936 paper on computable numbers, written before any computer existed to run on, defined what a computer could and could not do in principle — a piece of pure mathematics that this book's own digital chapter turns out to depend on entirely.</w:t>
-      </w:r>
-    </w:p>
-    <w:p>
-      <w:pPr>
-        <w:spacing w:after="200"/>
-      </w:pPr>
-      <w:r>
-        <w:rPr>
-          <w:i/>
-          <w:iCs/>
-        </w:rPr>
-        <w:t xml:space="preserve">“We are aware,” dolphin historians noted, dryly, “that a species capable of noticing all four of these timelines while writing a history book, and still leaving them out of the first draft, has proven the book's own thesis considerably better than any single chapter did.”</w:t>
       </w:r>
     </w:p>
     <w:p>
